--- a/example_R_markdown/Example.docx
+++ b/example_R_markdown/Example.docx
@@ -702,6 +702,11 @@
         <w:t xml:space="preserve">##  $ Range.Size        : num  37461 22374973 14309701 35581 2936752 ...</w:t>
       </w:r>
     </w:p>
+    <w:p>
+      <w:r>
+        <w:br w:type="page"/>
+      </w:r>
+    </w:p>
     <w:bookmarkEnd w:id="28"/>
     <w:bookmarkStart w:id="32" w:name="example-figure-1"/>
     <w:p>
@@ -1051,6 +1056,11 @@
         <w:t xml:space="preserve">Figure 1. Range size increases with latitude</w:t>
       </w:r>
     </w:p>
+    <w:p>
+      <w:r>
+        <w:br w:type="page"/>
+      </w:r>
+    </w:p>
     <w:bookmarkEnd w:id="32"/>
     <w:bookmarkStart w:id="39" w:name="X6c1e9325c2ac3d2bcd4b2f39f844bbc3bb36ab3"/>
     <w:p>
@@ -1479,6 +1489,11 @@
         <w:t xml:space="preserve">Much more clear now!</w:t>
       </w:r>
     </w:p>
+    <w:p>
+      <w:r>
+        <w:br w:type="page"/>
+      </w:r>
+    </w:p>
     <w:bookmarkEnd w:id="39"/>
     <w:bookmarkStart w:id="43" w:name="example-figure-3"/>
     <w:p>
@@ -1805,6 +1820,11 @@
       </w:pPr>
       <w:r>
         <w:t xml:space="preserve">Figure 3. Body size varies across families in the Pelecaniformes</w:t>
+      </w:r>
+    </w:p>
+    <w:p>
+      <w:r>
+        <w:br w:type="page"/>
       </w:r>
     </w:p>
     <w:bookmarkEnd w:id="43"/>

--- a/example_R_markdown/Example.docx
+++ b/example_R_markdown/Example.docx
@@ -26,7 +26,7 @@
         <w:t xml:space="preserve">2025-09-08</w:t>
       </w:r>
     </w:p>
-    <w:bookmarkStart w:id="22" w:name="r-markdown"/>
+    <w:bookmarkStart w:id="11" w:name="r-markdown"/>
     <w:p>
       <w:pPr>
         <w:pStyle w:val="Heading2"/>
@@ -45,7 +45,7 @@
       <w:r>
         <w:t xml:space="preserve"> </w:t>
       </w:r>
-      <w:hyperlink r:id="rId20">
+      <w:hyperlink r:id="rId9">
         <w:r>
           <w:rPr>
             <w:rStyle w:val="Hyperlink"/>
@@ -59,7 +59,7 @@
       <w:r>
         <w:t xml:space="preserve"> </w:t>
       </w:r>
-      <w:hyperlink r:id="rId21">
+      <w:hyperlink r:id="rId10">
         <w:r>
           <w:rPr>
             <w:rStyle w:val="Hyperlink"/>
@@ -177,8 +177,8 @@
         <w:t xml:space="preserve">##  Max.   :25.0   Max.   :120.00</w:t>
       </w:r>
     </w:p>
-    <w:bookmarkEnd w:id="22"/>
-    <w:bookmarkStart w:id="26" w:name="including-plots"/>
+    <w:bookmarkEnd w:id="11"/>
+    <w:bookmarkStart w:id="15" w:name="including-plots"/>
     <w:p>
       <w:pPr>
         <w:pStyle w:val="Heading2"/>
@@ -204,18 +204,18 @@
           <wp:inline>
             <wp:extent cx="4620126" cy="3696101"/>
             <wp:effectExtent b="0" l="0" r="0" t="0"/>
-            <wp:docPr descr="" title="" id="24" name="Picture"/>
+            <wp:docPr descr="" title="" id="13" name="Picture"/>
             <a:graphic>
               <a:graphicData uri="http://schemas.openxmlformats.org/drawingml/2006/picture">
                 <pic:pic>
                   <pic:nvPicPr>
-                    <pic:cNvPr descr="Example_files/figure-docx/pressure-1.png" id="25" name="Picture"/>
+                    <pic:cNvPr descr="Example_files/Example_files/figure-docx/pressure-1.png" id="14" name="Picture"/>
                     <pic:cNvPicPr>
                       <a:picLocks noChangeArrowheads="1" noChangeAspect="1"/>
                     </pic:cNvPicPr>
                   </pic:nvPicPr>
                   <pic:blipFill>
-                    <a:blip r:embed="rId23"/>
+                    <a:blip r:embed="rId12"/>
                     <a:stretch>
                       <a:fillRect/>
                     </a:stretch>
@@ -265,8 +265,8 @@
         <w:t xml:space="preserve">parameter was added to the code chunk to prevent printing of the R code that generated the plot.</w:t>
       </w:r>
     </w:p>
-    <w:bookmarkEnd w:id="26"/>
-    <w:bookmarkStart w:id="27" w:name="for-this-course"/>
+    <w:bookmarkEnd w:id="15"/>
+    <w:bookmarkStart w:id="16" w:name="for-this-course"/>
     <w:p>
       <w:pPr>
         <w:pStyle w:val="Heading2"/>
@@ -283,8 +283,8 @@
         <w:t xml:space="preserve">For this course, I want to see the code you use, so make sure NOT to set echo=FALSE. By using an .Rmd file, I can see exactly what you did and what it produced.</w:t>
       </w:r>
     </w:p>
-    <w:bookmarkEnd w:id="27"/>
-    <w:bookmarkStart w:id="28" w:name="documenting-object-structure"/>
+    <w:bookmarkEnd w:id="16"/>
+    <w:bookmarkStart w:id="17" w:name="documenting-object-structure"/>
     <w:p>
       <w:pPr>
         <w:pStyle w:val="Heading2"/>
@@ -331,7 +331,7 @@
         <w:rPr>
           <w:rStyle w:val="StringTok"/>
         </w:rPr>
-        <w:t xml:space="preserve">"https://github.com/bmaitner/Statistical_ecology_course/raw/refs/heads/main/data/Avonet/AVONET1_BirdLife.csv"</w:t>
+        <w:t xml:space="preserve">"https://github.com/bmaitner/biometry_course/raw/refs/heads/main/data/Avonet/AVONET1_BirdLife.csv"</w:t>
       </w:r>
       <w:r>
         <w:rPr>
@@ -707,8 +707,8 @@
         <w:br w:type="page"/>
       </w:r>
     </w:p>
-    <w:bookmarkEnd w:id="28"/>
-    <w:bookmarkStart w:id="32" w:name="example-figure-1"/>
+    <w:bookmarkEnd w:id="17"/>
+    <w:bookmarkStart w:id="21" w:name="example-figure-1"/>
     <w:p>
       <w:pPr>
         <w:pStyle w:val="Heading2"/>
@@ -1010,18 +1010,18 @@
           <wp:inline>
             <wp:extent cx="4620126" cy="3696101"/>
             <wp:effectExtent b="0" l="0" r="0" t="0"/>
-            <wp:docPr descr="Figure 1. Range size increases with latitude" title="" id="30" name="Picture"/>
+            <wp:docPr descr="Figure 1. Range size increases with latitude" title="" id="19" name="Picture"/>
             <a:graphic>
               <a:graphicData uri="http://schemas.openxmlformats.org/drawingml/2006/picture">
                 <pic:pic>
                   <pic:nvPicPr>
-                    <pic:cNvPr descr="Example_files/figure-docx/unnamed-chunk-2-1.png" id="31" name="Picture"/>
+                    <pic:cNvPr descr="Example_files/Example_files/figure-docx/unnamed-chunk-2-1.png" id="20" name="Picture"/>
                     <pic:cNvPicPr>
                       <a:picLocks noChangeArrowheads="1" noChangeAspect="1"/>
                     </pic:cNvPicPr>
                   </pic:nvPicPr>
                   <pic:blipFill>
-                    <a:blip r:embed="rId29"/>
+                    <a:blip r:embed="rId18"/>
                     <a:stretch>
                       <a:fillRect/>
                     </a:stretch>
@@ -1061,8 +1061,8 @@
         <w:br w:type="page"/>
       </w:r>
     </w:p>
-    <w:bookmarkEnd w:id="32"/>
-    <w:bookmarkStart w:id="39" w:name="X6c1e9325c2ac3d2bcd4b2f39f844bbc3bb36ab3"/>
+    <w:bookmarkEnd w:id="21"/>
+    <w:bookmarkStart w:id="28" w:name="X6c1e9325c2ac3d2bcd4b2f39f844bbc3bb36ab3"/>
     <w:p>
       <w:pPr>
         <w:pStyle w:val="Heading2"/>
@@ -1228,18 +1228,18 @@
           <wp:inline>
             <wp:extent cx="4620126" cy="3696101"/>
             <wp:effectExtent b="0" l="0" r="0" t="0"/>
-            <wp:docPr descr="Figure 2(version i). Body mass is correlated with wing mass" title="" id="34" name="Picture"/>
+            <wp:docPr descr="Figure 2(version i). Body mass is correlated with wing mass" title="" id="23" name="Picture"/>
             <a:graphic>
               <a:graphicData uri="http://schemas.openxmlformats.org/drawingml/2006/picture">
                 <pic:pic>
                   <pic:nvPicPr>
-                    <pic:cNvPr descr="Example_files/figure-docx/unnamed-chunk-3-1.png" id="35" name="Picture"/>
+                    <pic:cNvPr descr="Example_files/Example_files/figure-docx/unnamed-chunk-3-1.png" id="24" name="Picture"/>
                     <pic:cNvPicPr>
                       <a:picLocks noChangeArrowheads="1" noChangeAspect="1"/>
                     </pic:cNvPicPr>
                   </pic:nvPicPr>
                   <pic:blipFill>
-                    <a:blip r:embed="rId33"/>
+                    <a:blip r:embed="rId22"/>
                     <a:stretch>
                       <a:fillRect/>
                     </a:stretch>
@@ -1445,18 +1445,18 @@
           <wp:inline>
             <wp:extent cx="4620126" cy="3696101"/>
             <wp:effectExtent b="0" l="0" r="0" t="0"/>
-            <wp:docPr descr="Figure 2(version ii). Body mass is correlated with wing mass" title="" id="37" name="Picture"/>
+            <wp:docPr descr="Figure 2(version ii). Body mass is correlated with wing mass" title="" id="26" name="Picture"/>
             <a:graphic>
               <a:graphicData uri="http://schemas.openxmlformats.org/drawingml/2006/picture">
                 <pic:pic>
                   <pic:nvPicPr>
-                    <pic:cNvPr descr="Example_files/figure-docx/unnamed-chunk-4-1.png" id="38" name="Picture"/>
+                    <pic:cNvPr descr="Example_files/Example_files/figure-docx/unnamed-chunk-4-1.png" id="27" name="Picture"/>
                     <pic:cNvPicPr>
                       <a:picLocks noChangeArrowheads="1" noChangeAspect="1"/>
                     </pic:cNvPicPr>
                   </pic:nvPicPr>
                   <pic:blipFill>
-                    <a:blip r:embed="rId36"/>
+                    <a:blip r:embed="rId25"/>
                     <a:stretch>
                       <a:fillRect/>
                     </a:stretch>
@@ -1494,8 +1494,8 @@
         <w:br w:type="page"/>
       </w:r>
     </w:p>
-    <w:bookmarkEnd w:id="39"/>
-    <w:bookmarkStart w:id="43" w:name="example-figure-3"/>
+    <w:bookmarkEnd w:id="28"/>
+    <w:bookmarkStart w:id="32" w:name="example-figure-3"/>
     <w:p>
       <w:pPr>
         <w:pStyle w:val="Heading2"/>
@@ -1776,18 +1776,18 @@
           <wp:inline>
             <wp:extent cx="5334000" cy="2133600"/>
             <wp:effectExtent b="0" l="0" r="0" t="0"/>
-            <wp:docPr descr="Figure 3. Body size varies across families in the Pelecaniformes" title="" id="41" name="Picture"/>
+            <wp:docPr descr="Figure 3. Body size varies across families in the Pelecaniformes" title="" id="30" name="Picture"/>
             <a:graphic>
               <a:graphicData uri="http://schemas.openxmlformats.org/drawingml/2006/picture">
                 <pic:pic>
                   <pic:nvPicPr>
-                    <pic:cNvPr descr="Example_files/figure-docx/unnamed-chunk-5-1.png" id="42" name="Picture"/>
+                    <pic:cNvPr descr="Example_files/Example_files/figure-docx/unnamed-chunk-5-1.png" id="31" name="Picture"/>
                     <pic:cNvPicPr>
                       <a:picLocks noChangeArrowheads="1" noChangeAspect="1"/>
                     </pic:cNvPicPr>
                   </pic:nvPicPr>
                   <pic:blipFill>
-                    <a:blip r:embed="rId40"/>
+                    <a:blip r:embed="rId29"/>
                     <a:stretch>
                       <a:fillRect/>
                     </a:stretch>
@@ -1827,8 +1827,8 @@
         <w:br w:type="page"/>
       </w:r>
     </w:p>
-    <w:bookmarkEnd w:id="43"/>
-    <w:bookmarkStart w:id="44" w:name="example-table"/>
+    <w:bookmarkEnd w:id="32"/>
+    <w:bookmarkStart w:id="33" w:name="example-table"/>
     <w:p>
       <w:pPr>
         <w:pStyle w:val="Heading2"/>
@@ -2297,8 +2297,12 @@
         <w:t xml:space="preserve">## Beak.Depth                       0.71              0.70       0.91       1.00</w:t>
       </w:r>
     </w:p>
-    <w:bookmarkEnd w:id="44"/>
-    <w:sectPr/>
+    <w:bookmarkEnd w:id="33"/>
+    <w:sectPr>
+      <w:footnotePr>
+        <w:numRestart w:val="eachSect"/>
+      </w:footnotePr>
+    </w:sectPr>
   </w:body>
 </w:document>
 </file>
@@ -2415,10 +2419,10 @@
   <w:docDefaults>
     <w:rPrDefault>
       <w:rPr>
-        <w:rFonts w:asciiTheme="minorHAnsi" w:cstheme="minorBidi" w:eastAsiaTheme="minorHAnsi" w:hAnsiTheme="minorHAnsi"/>
+        <w:rFonts w:asciiTheme="minorHAnsi" w:cstheme="minorBidi" w:eastAsiaTheme="minorEastAsia" w:hAnsiTheme="minorHAnsi"/>
         <w:sz w:val="24"/>
         <w:szCs w:val="24"/>
-        <w:lang w:bidi="ar-SA" w:eastAsia="en-US" w:val="en-US"/>
+        <w:lang w:bidi="ar-SA" w:eastAsia="zh-CN" w:val="en-US"/>
       </w:rPr>
     </w:rPrDefault>
     <w:pPrDefault>
@@ -2470,8 +2474,6 @@
     </w:pPr>
     <w:rPr>
       <w:rFonts w:asciiTheme="majorHAnsi" w:cstheme="majorBidi" w:eastAsiaTheme="majorEastAsia" w:hAnsiTheme="majorHAnsi"/>
-      <w:spacing w:val="-10"/>
-      <w:kern w:val="28"/>
       <w:sz w:val="56"/>
       <w:szCs w:val="56"/>
     </w:rPr>
@@ -2484,8 +2486,6 @@
     <w:rsid w:val="00A10FD9"/>
     <w:rPr>
       <w:rFonts w:asciiTheme="majorHAnsi" w:cstheme="majorBidi" w:eastAsiaTheme="majorEastAsia" w:hAnsiTheme="majorHAnsi"/>
-      <w:spacing w:val="-10"/>
-      <w:kern w:val="28"/>
       <w:sz w:val="56"/>
       <w:szCs w:val="56"/>
     </w:rPr>
@@ -2526,23 +2526,31 @@
   </w:style>
   <w:style w:customStyle="1" w:styleId="Author" w:type="paragraph">
     <w:name w:val="Author"/>
+    <w:basedOn w:val="Title"/>
     <w:next w:val="BodyText"/>
     <w:qFormat/>
     <w:pPr>
       <w:keepNext/>
       <w:keepLines/>
-      <w:jc w:val="center"/>
     </w:pPr>
+    <w:rPr>
+      <w:sz w:val="24"/>
+      <w:szCs w:val="24"/>
+    </w:rPr>
   </w:style>
   <w:style w:styleId="Date" w:type="paragraph">
     <w:name w:val="Date"/>
+    <w:basedOn w:val="Title"/>
     <w:next w:val="BodyText"/>
     <w:qFormat/>
     <w:pPr>
       <w:keepNext/>
       <w:keepLines/>
-      <w:jc w:val="center"/>
     </w:pPr>
+    <w:rPr>
+      <w:sz w:val="24"/>
+      <w:szCs w:val="24"/>
+    </w:rPr>
   </w:style>
   <w:style w:customStyle="1" w:styleId="AbstractTitle" w:type="paragraph">
     <w:name w:val="Abstract Title"/>
@@ -2955,13 +2963,6 @@
       </w:tblCellMar>
     </w:tblPr>
     <w:tblStylePr w:type="firstRow">
-      <w:tblPr>
-        <w:jc w:val="left"/>
-        <w:tblInd w:type="dxa" w:w="0"/>
-      </w:tblPr>
-      <w:trPr>
-        <w:jc w:val="left"/>
-      </w:trPr>
       <w:tcPr>
         <w:tcBorders>
           <w:bottom w:val="single"/>
